--- a/swh/docx/005.content.docx
+++ b/swh/docx/005.content.docx
@@ -19,7 +19,7 @@
         <w:rPr>
           <w:lang w:val="sw_KE" w:bidi="sw_KE"/>
         </w:rPr>
-        <w:t>Resource: Tyndale Open Study Notes</w:t>
+        <w:t>Resource: Aquifer Open Study Notes (Profiles)</w:t>
       </w:r>
       <w:r>
         <w:rPr>
@@ -112,7 +112,7 @@
         <w:rPr>
           <w:lang w:val="sw_KE" w:bidi="sw_KE"/>
         </w:rPr>
-        <w:t>Tyndale Open Study Notes</w:t>
+        <w:t>Aquifer Open Study Notes (Profiles)</w:t>
       </w:r>
     </w:p>
     <w:p>

--- a/swh/docx/005.content.docx
+++ b/swh/docx/005.content.docx
@@ -247,72 +247,48 @@
         </w:rPr>
         <w:t xml:space="preserve">Hata hivyo, pia ilileta matatizo kwa watu wa Kiyahudi kwa sababu desturi za Kigiriki mara nyingi zilipingana na imani za Kiyahudi. Matatizo haya yakawa makubwa sana katika miaka ya 160 KK. Watawala wa Kigiriki walijaribu kulazimisha watu wa Kiyahudi kuacha imani yao. Utamaduni wa Kigiriki baadaye ulichanganyika na utawala wa Kirumi, na kuandaa njia kwa ajili ya Masihi (aliyechaguliwa na Mungu), kama vile nabii Danieli alivyosema ingetokea. Historia ya enzi hii inaelezewa kwa usahihi katika unabii kadhaa wa Danieli (tazama </w:t>
       </w:r>
-      <w:hyperlink r:id="rId13">
-        <w:r>
-          <w:rPr>
-            <w:lang w:val="sw_KE" w:bidi="sw_KE"/>
-          </w:rPr>
-          <w:rPr>
-            <w:color w:val="0000EE"/>
-            <w:u w:val="single"/>
-          </w:rPr>
-          <w:t>Danieli 7:6</w:t>
-        </w:r>
-      </w:hyperlink>
+      <w:r>
+        <w:rPr>
+          <w:lang w:val="sw_KE" w:bidi="sw_KE"/>
+        </w:rPr>
+        <w:t>Danieli 7:6</w:t>
+      </w:r>
       <w:r>
         <w:rPr>
           <w:lang w:val="sw_KE" w:bidi="sw_KE"/>
         </w:rPr>
         <w:t xml:space="preserve">; </w:t>
       </w:r>
-      <w:hyperlink r:id="rId14">
-        <w:r>
-          <w:rPr>
-            <w:lang w:val="sw_KE" w:bidi="sw_KE"/>
-          </w:rPr>
-          <w:rPr>
-            <w:color w:val="0000EE"/>
-            <w:u w:val="single"/>
-          </w:rPr>
-          <w:t>8:8–14</w:t>
-        </w:r>
-      </w:hyperlink>
+      <w:r>
+        <w:rPr>
+          <w:lang w:val="sw_KE" w:bidi="sw_KE"/>
+        </w:rPr>
+        <w:t>8:8–14</w:t>
+      </w:r>
       <w:r>
         <w:rPr>
           <w:lang w:val="sw_KE" w:bidi="sw_KE"/>
         </w:rPr>
         <w:t xml:space="preserve">, </w:t>
       </w:r>
-      <w:hyperlink r:id="rId15">
-        <w:r>
-          <w:rPr>
-            <w:lang w:val="sw_KE" w:bidi="sw_KE"/>
-          </w:rPr>
-          <w:rPr>
-            <w:color w:val="0000EE"/>
-            <w:u w:val="single"/>
-          </w:rPr>
-          <w:t>21–26</w:t>
-        </w:r>
-      </w:hyperlink>
+      <w:r>
+        <w:rPr>
+          <w:lang w:val="sw_KE" w:bidi="sw_KE"/>
+        </w:rPr>
+        <w:t>21–26</w:t>
+      </w:r>
       <w:r>
         <w:rPr>
           <w:lang w:val="sw_KE" w:bidi="sw_KE"/>
         </w:rPr>
         <w:t xml:space="preserve">; </w:t>
       </w:r>
-      <w:hyperlink r:id="rId16">
-        <w:r>
-          <w:rPr>
-            <w:lang w:val="sw_KE" w:bidi="sw_KE"/>
-          </w:rPr>
-          <w:rPr>
-            <w:color w:val="0000EE"/>
-            <w:u w:val="single"/>
-          </w:rPr>
-          <w:t>11:4–45</w:t>
-        </w:r>
-      </w:hyperlink>
+      <w:r>
+        <w:rPr>
+          <w:lang w:val="sw_KE" w:bidi="sw_KE"/>
+        </w:rPr>
+        <w:t>11:4–45</w:t>
+      </w:r>
       <w:r>
         <w:rPr>
           <w:lang w:val="sw_KE" w:bidi="sw_KE"/>
@@ -603,18 +579,12 @@
         </w:rPr>
         <w:t xml:space="preserve">Katika miaka ya 200 KK, Waptolemaio na Waseleuki walipigana vita vingi kuhusu Palestina. </w:t>
       </w:r>
-      <w:hyperlink r:id="rId17">
-        <w:r>
-          <w:rPr>
-            <w:lang w:val="sw_KE" w:bidi="sw_KE"/>
-          </w:rPr>
-          <w:rPr>
-            <w:color w:val="0000EE"/>
-            <w:u w:val="single"/>
-          </w:rPr>
-          <w:t>Danieli 11</w:t>
-        </w:r>
-      </w:hyperlink>
+      <w:r>
+        <w:rPr>
+          <w:lang w:val="sw_KE" w:bidi="sw_KE"/>
+        </w:rPr>
+        <w:t>Danieli 11</w:t>
+      </w:r>
       <w:r>
         <w:rPr>
           <w:lang w:val="sw_KE" w:bidi="sw_KE"/>
@@ -646,18 +616,12 @@
         </w:rPr>
         <w:t xml:space="preserve">Ptolemy I na wazao wake (wanaojulikana kama "mfalme wa Kusini" katika </w:t>
       </w:r>
-      <w:hyperlink r:id="rId17">
-        <w:r>
-          <w:rPr>
-            <w:lang w:val="sw_KE" w:bidi="sw_KE"/>
-          </w:rPr>
-          <w:rPr>
-            <w:color w:val="0000EE"/>
-            <w:u w:val="single"/>
-          </w:rPr>
-          <w:t>Danieli 11</w:t>
-        </w:r>
-      </w:hyperlink>
+      <w:r>
+        <w:rPr>
+          <w:lang w:val="sw_KE" w:bidi="sw_KE"/>
+        </w:rPr>
+        <w:t>Danieli 11</w:t>
+      </w:r>
       <w:r>
         <w:rPr>
           <w:lang w:val="sw_KE" w:bidi="sw_KE"/>
@@ -689,18 +653,12 @@
         </w:rPr>
         <w:t xml:space="preserve">Seleucus I na wazao wake (wanaojulikana kama "mfalme wa kaskazini" katika </w:t>
       </w:r>
-      <w:hyperlink r:id="rId17">
-        <w:r>
-          <w:rPr>
-            <w:lang w:val="sw_KE" w:bidi="sw_KE"/>
-          </w:rPr>
-          <w:rPr>
-            <w:color w:val="0000EE"/>
-            <w:u w:val="single"/>
-          </w:rPr>
-          <w:t>Danieli 11</w:t>
-        </w:r>
-      </w:hyperlink>
+      <w:r>
+        <w:rPr>
+          <w:lang w:val="sw_KE" w:bidi="sw_KE"/>
+        </w:rPr>
+        <w:t>Danieli 11</w:t>
+      </w:r>
       <w:r>
         <w:rPr>
           <w:lang w:val="sw_KE" w:bidi="sw_KE"/>
@@ -721,18 +679,12 @@
         </w:rPr>
         <w:t>Baada ya mfalme wa Seleucid Antioko III kuchukua udhibiti wa Yudea karibu mwaka wa 200 KK, aliwapa Wayahudi waliokubali njia za Kiyunani kazi muhimu na mamlaka. Mwanawe, Antioko IV, aliwatesa Wayahudi kwa ukatili. Aliwaua wale waliokuwa wakishika sabato, waliokuwa na nakala za Torati, au waliokataa kuabudu kwenye madhabahu ya Zeu (mungu mkuu wa Kiyunani) aliyoiweka katika hekalu huko Yerusalemu. Tukio hili limetajwa katika Danieli kama "machukizo ya ukiwa" (</w:t>
       </w:r>
-      <w:hyperlink r:id="rId18">
-        <w:r>
-          <w:rPr>
-            <w:lang w:val="sw_KE" w:bidi="sw_KE"/>
-          </w:rPr>
-          <w:rPr>
-            <w:color w:val="0000EE"/>
-            <w:u w:val="single"/>
-          </w:rPr>
-          <w:t>Danieli 11:31</w:t>
-        </w:r>
-      </w:hyperlink>
+      <w:r>
+        <w:rPr>
+          <w:lang w:val="sw_KE" w:bidi="sw_KE"/>
+        </w:rPr>
+        <w:t>Danieli 11:31</w:t>
+      </w:r>
       <w:r>
         <w:rPr>
           <w:lang w:val="sw_KE" w:bidi="sw_KE"/>
@@ -762,18 +714,12 @@
           <w:lang w:val="sw_KE" w:bidi="sw_KE"/>
         </w:rPr>
       </w:r>
-      <w:hyperlink r:id="rId19">
-        <w:r>
-          <w:rPr>
-            <w:lang w:val="sw_KE" w:bidi="sw_KE"/>
-          </w:rPr>
-          <w:rPr>
-            <w:color w:val="0000EE"/>
-            <w:u w:val="single"/>
-          </w:rPr>
-          <w:t>Danieli 11:4–39</w:t>
-        </w:r>
-      </w:hyperlink>
+      <w:r>
+        <w:rPr>
+          <w:lang w:val="sw_KE" w:bidi="sw_KE"/>
+        </w:rPr>
+        <w:t>Danieli 11:4–39</w:t>
+      </w:r>
       <w:r>
         <w:rPr>
           <w:lang w:val="sw_KE" w:bidi="sw_KE"/>
@@ -822,36 +768,24 @@
         </w:rPr>
         <w:t>"Farao" ni neno la Kimisri linalomaanisha "nyumba kuu." Linarejelea jumba la kifalme na pia ni cheo cha mfalme wa Misri. Wakati wa Yosefu, Farao aliwaona Waisraeli kwa upendeleo. Yosefu alitafsiri ndoto za Farao, jambo ambalo lilimfanya apandishwe cheo kuwa wa pili kwa amri katika Misri (</w:t>
       </w:r>
-      <w:hyperlink r:id="rId20">
-        <w:r>
-          <w:rPr>
-            <w:lang w:val="sw_KE" w:bidi="sw_KE"/>
-          </w:rPr>
-          <w:rPr>
-            <w:color w:val="0000EE"/>
-            <w:u w:val="single"/>
-          </w:rPr>
-          <w:t>Mwanzo 41:1–44</w:t>
-        </w:r>
-      </w:hyperlink>
+      <w:r>
+        <w:rPr>
+          <w:lang w:val="sw_KE" w:bidi="sw_KE"/>
+        </w:rPr>
+        <w:t>Mwanzo 41:1–44</w:t>
+      </w:r>
       <w:r>
         <w:rPr>
           <w:lang w:val="sw_KE" w:bidi="sw_KE"/>
         </w:rPr>
         <w:t>). Farao alipea familia ya Yosefu ardhi bora zaidi katika Misri (</w:t>
       </w:r>
-      <w:hyperlink r:id="rId21">
-        <w:r>
-          <w:rPr>
-            <w:lang w:val="sw_KE" w:bidi="sw_KE"/>
-          </w:rPr>
-          <w:rPr>
-            <w:color w:val="0000EE"/>
-            <w:u w:val="single"/>
-          </w:rPr>
-          <w:t>Mwanzo 45:16–20</w:t>
-        </w:r>
-      </w:hyperlink>
+      <w:r>
+        <w:rPr>
+          <w:lang w:val="sw_KE" w:bidi="sw_KE"/>
+        </w:rPr>
+        <w:t>Mwanzo 45:16–20</w:t>
+      </w:r>
       <w:r>
         <w:rPr>
           <w:lang w:val="sw_KE" w:bidi="sw_KE"/>
@@ -872,36 +806,24 @@
         </w:rPr>
         <w:t xml:space="preserve">Farao wawili wanatajwa katika kitabu cha Kutoka, na hakuna aliyewathamini watu wa Kiebrania (tazama </w:t>
       </w:r>
-      <w:hyperlink r:id="rId22">
-        <w:r>
-          <w:rPr>
-            <w:lang w:val="sw_KE" w:bidi="sw_KE"/>
-          </w:rPr>
-          <w:rPr>
-            <w:color w:val="0000EE"/>
-            <w:u w:val="single"/>
-          </w:rPr>
-          <w:t>Kutoka 1:8–10</w:t>
-        </w:r>
-      </w:hyperlink>
+      <w:r>
+        <w:rPr>
+          <w:lang w:val="sw_KE" w:bidi="sw_KE"/>
+        </w:rPr>
+        <w:t>Kutoka 1:8–10</w:t>
+      </w:r>
       <w:r>
         <w:rPr>
           <w:lang w:val="sw_KE" w:bidi="sw_KE"/>
         </w:rPr>
         <w:t>). Farao wa kwanza alitawala wakati Mose alizaliwa. Aliwaogopa Waebrania na akaamuru wavulana wote wa Kiebrania wauawe. Mose aliepuka kifo na alilelewa na binti ya Farao katika ikulu. Farao huyu alikufa baada ya Mose kukimbia kutoka Misri (</w:t>
       </w:r>
-      <w:hyperlink r:id="rId23">
-        <w:r>
-          <w:rPr>
-            <w:lang w:val="sw_KE" w:bidi="sw_KE"/>
-          </w:rPr>
-          <w:rPr>
-            <w:color w:val="0000EE"/>
-            <w:u w:val="single"/>
-          </w:rPr>
-          <w:t>Kutoka 2:23</w:t>
-        </w:r>
-      </w:hyperlink>
+      <w:r>
+        <w:rPr>
+          <w:lang w:val="sw_KE" w:bidi="sw_KE"/>
+        </w:rPr>
+        <w:t>Kutoka 2:23</w:t>
+      </w:r>
       <w:r>
         <w:rPr>
           <w:lang w:val="sw_KE" w:bidi="sw_KE"/>
@@ -922,72 +844,48 @@
         </w:rPr>
         <w:t xml:space="preserve">Farao mpya alikuja madarakani, na Mose na Aroni wakamkabili baadaye. Farao huyu alikuwa amedhamiria kuwazuia Waisraeli kuondoka Misri. Alibaki mkaidi hata baada ya kuona nguvu za Mungu. Biblia inaelezea kutokubali kwake kubadilika (tazama </w:t>
       </w:r>
-      <w:hyperlink r:id="rId24">
-        <w:r>
-          <w:rPr>
-            <w:lang w:val="sw_KE" w:bidi="sw_KE"/>
-          </w:rPr>
-          <w:rPr>
-            <w:color w:val="0000EE"/>
-            <w:u w:val="single"/>
-          </w:rPr>
-          <w:t>Kutoka 8:32</w:t>
-        </w:r>
-      </w:hyperlink>
+      <w:r>
+        <w:rPr>
+          <w:lang w:val="sw_KE" w:bidi="sw_KE"/>
+        </w:rPr>
+        <w:t>Kutoka 8:32</w:t>
+      </w:r>
       <w:r>
         <w:rPr>
           <w:lang w:val="sw_KE" w:bidi="sw_KE"/>
         </w:rPr>
         <w:t xml:space="preserve">; </w:t>
       </w:r>
-      <w:hyperlink r:id="rId25">
-        <w:r>
-          <w:rPr>
-            <w:lang w:val="sw_KE" w:bidi="sw_KE"/>
-          </w:rPr>
-          <w:rPr>
-            <w:color w:val="0000EE"/>
-            <w:u w:val="single"/>
-          </w:rPr>
-          <w:t>9:12</w:t>
-        </w:r>
-      </w:hyperlink>
+      <w:r>
+        <w:rPr>
+          <w:lang w:val="sw_KE" w:bidi="sw_KE"/>
+        </w:rPr>
+        <w:t>9:12</w:t>
+      </w:r>
       <w:r>
         <w:rPr>
           <w:lang w:val="sw_KE" w:bidi="sw_KE"/>
         </w:rPr>
         <w:t xml:space="preserve">, </w:t>
       </w:r>
-      <w:hyperlink r:id="rId26">
-        <w:r>
-          <w:rPr>
-            <w:lang w:val="sw_KE" w:bidi="sw_KE"/>
-          </w:rPr>
-          <w:rPr>
-            <w:color w:val="0000EE"/>
-            <w:u w:val="single"/>
-          </w:rPr>
-          <w:t>34–35</w:t>
-        </w:r>
-      </w:hyperlink>
+      <w:r>
+        <w:rPr>
+          <w:lang w:val="sw_KE" w:bidi="sw_KE"/>
+        </w:rPr>
+        <w:t>34–35</w:t>
+      </w:r>
       <w:r>
         <w:rPr>
           <w:lang w:val="sw_KE" w:bidi="sw_KE"/>
         </w:rPr>
         <w:t xml:space="preserve">; linganisha </w:t>
       </w:r>
-      <w:hyperlink r:id="rId27">
-        <w:r>
-          <w:rPr>
-            <w:lang w:val="sw_KE" w:bidi="sw_KE"/>
-          </w:rPr>
-          <w:rPr>
-            <w:color w:val="0000EE"/>
-            <w:u w:val="single"/>
-          </w:rPr>
-          <w:t>Warumi 1:18–32</w:t>
-        </w:r>
-      </w:hyperlink>
+      <w:r>
+        <w:rPr>
+          <w:lang w:val="sw_KE" w:bidi="sw_KE"/>
+        </w:rPr>
+        <w:t>Warumi 1:18–32</w:t>
+      </w:r>
       <w:r>
         <w:rPr>
           <w:lang w:val="sw_KE" w:bidi="sw_KE"/>
@@ -1008,36 +906,24 @@
         </w:rPr>
         <w:t xml:space="preserve">Kama mfalme, Farao alionyesha utawala wa miungu juu ya Misri, akipewa mamlaka kamili. Mapigo yalikuwa mashambulizi ya Mungu dhidi ya miungu ya uongo ya Misri (angalia </w:t>
       </w:r>
-      <w:hyperlink r:id="rId28">
-        <w:r>
-          <w:rPr>
-            <w:lang w:val="sw_KE" w:bidi="sw_KE"/>
-          </w:rPr>
-          <w:rPr>
-            <w:color w:val="0000EE"/>
-            <w:u w:val="single"/>
-          </w:rPr>
-          <w:t>Kutoka 12:12</w:t>
-        </w:r>
-      </w:hyperlink>
+      <w:r>
+        <w:rPr>
+          <w:lang w:val="sw_KE" w:bidi="sw_KE"/>
+        </w:rPr>
+        <w:t>Kutoka 12:12</w:t>
+      </w:r>
       <w:r>
         <w:rPr>
           <w:lang w:val="sw_KE" w:bidi="sw_KE"/>
         </w:rPr>
         <w:t>). Pigo la mwisho, kifo cha wazaliwa wa kwanza, lililenga nyumba ya Farao. Pigo hili la mwisho lilimshawishi Farao kuwaruhusu Waisraeli waende. Hata hivyo, baada ya Waisraeli kuondoka, Farao alibadilisha mawazo yake na kuwafuatilia hadi Bahari ya Shamu. Uokoaji wa Mungu wa Waisraeli wasio na ulinzi na uharibifu wa Wamisri wenye nguvu katika Bahari ya Shamu ni mojawapo ya uokoaji wa kusisimua zaidi katika Agano la Kale. Bwana alijidhihirisha katika Bahari ya Shamu kama shujaa aliyepigania watu wake (</w:t>
       </w:r>
-      <w:hyperlink r:id="rId29">
-        <w:r>
-          <w:rPr>
-            <w:lang w:val="sw_KE" w:bidi="sw_KE"/>
-          </w:rPr>
-          <w:rPr>
-            <w:color w:val="0000EE"/>
-            <w:u w:val="single"/>
-          </w:rPr>
-          <w:t>Kutoka 15:3</w:t>
-        </w:r>
-      </w:hyperlink>
+      <w:r>
+        <w:rPr>
+          <w:lang w:val="sw_KE" w:bidi="sw_KE"/>
+        </w:rPr>
+        <w:t>Kutoka 15:3</w:t>
+      </w:r>
       <w:r>
         <w:rPr>
           <w:lang w:val="sw_KE" w:bidi="sw_KE"/>
@@ -1081,72 +967,48 @@
           <w:lang w:val="sw_KE" w:bidi="sw_KE"/>
         </w:rPr>
       </w:r>
-      <w:hyperlink r:id="rId30">
-        <w:r>
-          <w:rPr>
-            <w:lang w:val="sw_KE" w:bidi="sw_KE"/>
-          </w:rPr>
-          <w:rPr>
-            <w:color w:val="0000EE"/>
-            <w:u w:val="single"/>
-          </w:rPr>
-          <w:t>Kutoka 1:8–22</w:t>
-        </w:r>
-      </w:hyperlink>
+      <w:r>
+        <w:rPr>
+          <w:lang w:val="sw_KE" w:bidi="sw_KE"/>
+        </w:rPr>
+        <w:t>Kutoka 1:8–22</w:t>
+      </w:r>
       <w:r>
         <w:rPr>
           <w:lang w:val="sw_KE" w:bidi="sw_KE"/>
         </w:rPr>
         <w:t xml:space="preserve">; </w:t>
       </w:r>
-      <w:hyperlink r:id="rId31">
-        <w:r>
-          <w:rPr>
-            <w:lang w:val="sw_KE" w:bidi="sw_KE"/>
-          </w:rPr>
-          <w:rPr>
-            <w:color w:val="0000EE"/>
-            <w:u w:val="single"/>
-          </w:rPr>
-          <w:t>2:14–15</w:t>
-        </w:r>
-      </w:hyperlink>
+      <w:r>
+        <w:rPr>
+          <w:lang w:val="sw_KE" w:bidi="sw_KE"/>
+        </w:rPr>
+        <w:t>2:14–15</w:t>
+      </w:r>
       <w:r>
         <w:rPr>
           <w:lang w:val="sw_KE" w:bidi="sw_KE"/>
         </w:rPr>
         <w:t xml:space="preserve">, </w:t>
       </w:r>
-      <w:hyperlink r:id="rId23">
-        <w:r>
-          <w:rPr>
-            <w:lang w:val="sw_KE" w:bidi="sw_KE"/>
-          </w:rPr>
-          <w:rPr>
-            <w:color w:val="0000EE"/>
-            <w:u w:val="single"/>
-          </w:rPr>
-          <w:t>23</w:t>
-        </w:r>
-      </w:hyperlink>
+      <w:r>
+        <w:rPr>
+          <w:lang w:val="sw_KE" w:bidi="sw_KE"/>
+        </w:rPr>
+        <w:t>23</w:t>
+      </w:r>
       <w:r>
         <w:rPr>
           <w:lang w:val="sw_KE" w:bidi="sw_KE"/>
         </w:rPr>
         <w:t xml:space="preserve">; </w:t>
       </w:r>
-      <w:hyperlink r:id="rId32">
-        <w:r>
-          <w:rPr>
-            <w:lang w:val="sw_KE" w:bidi="sw_KE"/>
-          </w:rPr>
-          <w:rPr>
-            <w:color w:val="0000EE"/>
-            <w:u w:val="single"/>
-          </w:rPr>
-          <w:t>5:1–15:21</w:t>
-        </w:r>
-      </w:hyperlink>
+      <w:r>
+        <w:rPr>
+          <w:lang w:val="sw_KE" w:bidi="sw_KE"/>
+        </w:rPr>
+        <w:t>5:1–15:21</w:t>
+      </w:r>
       <w:r>
         <w:rPr>
           <w:lang w:val="sw_KE" w:bidi="sw_KE"/>
@@ -1209,18 +1071,12 @@
         </w:rPr>
         <w:t xml:space="preserve">Wanajeshi wengi wa vita kutoka mwaka wa 42 KK na mapigano mengine walikaa Filipi. Wakati Paulo alipotembelea mji huo, bado ulionyesha urithi wake wa kijeshi wa Kirumi. Ulikuwa kwenye Njia ya Egnatia, na ulikuwa kituo muhimu kwenye barabara kuu ya kijeshi inayounganisha bahari na Bahari ya Aegean. Mji huo ulikuwa na fahari kubwa ya kiraia kama koloni la Kirumi, ukifurahia marupurupu mengi kama msamaha wa kodi, na Kilatini ilikuwa lugha yake rasmi. Serikali yake ilitegemea katiba ya manispaa ya Rumi, na watu walijiona kama Warumi (tazama </w:t>
       </w:r>
-      <w:hyperlink r:id="rId33">
-        <w:r>
-          <w:rPr>
-            <w:lang w:val="sw_KE" w:bidi="sw_KE"/>
-          </w:rPr>
-          <w:rPr>
-            <w:color w:val="0000EE"/>
-            <w:u w:val="single"/>
-          </w:rPr>
-          <w:t>Matendo 16:21</w:t>
-        </w:r>
-      </w:hyperlink>
+      <w:r>
+        <w:rPr>
+          <w:lang w:val="sw_KE" w:bidi="sw_KE"/>
+        </w:rPr>
+        <w:t>Matendo 16:21</w:t>
+      </w:r>
       <w:r>
         <w:rPr>
           <w:lang w:val="sw_KE" w:bidi="sw_KE"/>
@@ -1241,36 +1097,24 @@
         </w:rPr>
         <w:t>Paulo alitembelea mji huo katika safari yake ya pili ya umishonari, na kitabu cha Matendo kinaeleza ziara hii kwa undani (</w:t>
       </w:r>
-      <w:hyperlink r:id="rId34">
-        <w:r>
-          <w:rPr>
-            <w:lang w:val="sw_KE" w:bidi="sw_KE"/>
-          </w:rPr>
-          <w:rPr>
-            <w:color w:val="0000EE"/>
-            <w:u w:val="single"/>
-          </w:rPr>
-          <w:t>Matendo 16:12–40</w:t>
-        </w:r>
-      </w:hyperlink>
+      <w:r>
+        <w:rPr>
+          <w:lang w:val="sw_KE" w:bidi="sw_KE"/>
+        </w:rPr>
+        <w:t>Matendo 16:12–40</w:t>
+      </w:r>
       <w:r>
         <w:rPr>
           <w:lang w:val="sw_KE" w:bidi="sw_KE"/>
         </w:rPr>
         <w:t>). Hadithi mara nyingi inaonyesha asili ya Kirumi ya mji huo. Paulo anatumia uraia wake wa Kirumi kujitetea kwa mafanikio (</w:t>
       </w:r>
-      <w:hyperlink r:id="rId35">
-        <w:r>
-          <w:rPr>
-            <w:lang w:val="sw_KE" w:bidi="sw_KE"/>
-          </w:rPr>
-          <w:rPr>
-            <w:color w:val="0000EE"/>
-            <w:u w:val="single"/>
-          </w:rPr>
-          <w:t>Matendo 16:37–39</w:t>
-        </w:r>
-      </w:hyperlink>
+      <w:r>
+        <w:rPr>
+          <w:lang w:val="sw_KE" w:bidi="sw_KE"/>
+        </w:rPr>
+        <w:t>Matendo 16:37–39</w:t>
+      </w:r>
       <w:r>
         <w:rPr>
           <w:lang w:val="sw_KE" w:bidi="sw_KE"/>
@@ -1303,36 +1147,24 @@
         </w:rPr>
         <w:t xml:space="preserve"> kwa Kigiriki (</w:t>
       </w:r>
-      <w:hyperlink r:id="rId36">
-        <w:r>
-          <w:rPr>
-            <w:lang w:val="sw_KE" w:bidi="sw_KE"/>
-          </w:rPr>
-          <w:rPr>
-            <w:color w:val="0000EE"/>
-            <w:u w:val="single"/>
-          </w:rPr>
-          <w:t>Matendo 16:20–22</w:t>
-        </w:r>
-      </w:hyperlink>
+      <w:r>
+        <w:rPr>
+          <w:lang w:val="sw_KE" w:bidi="sw_KE"/>
+        </w:rPr>
+        <w:t>Matendo 16:20–22</w:t>
+      </w:r>
       <w:r>
         <w:rPr>
           <w:lang w:val="sw_KE" w:bidi="sw_KE"/>
         </w:rPr>
         <w:t xml:space="preserve">, </w:t>
       </w:r>
-      <w:hyperlink r:id="rId37">
-        <w:r>
-          <w:rPr>
-            <w:lang w:val="sw_KE" w:bidi="sw_KE"/>
-          </w:rPr>
-          <w:rPr>
-            <w:color w:val="0000EE"/>
-            <w:u w:val="single"/>
-          </w:rPr>
-          <w:t>38</w:t>
-        </w:r>
-      </w:hyperlink>
+      <w:r>
+        <w:rPr>
+          <w:lang w:val="sw_KE" w:bidi="sw_KE"/>
+        </w:rPr>
+        <w:t>38</w:t>
+      </w:r>
       <w:r>
         <w:rPr>
           <w:lang w:val="sw_KE" w:bidi="sw_KE"/>
@@ -1353,90 +1185,60 @@
         </w:rPr>
         <w:t>Kanisa lilianzishwa na wanawake wa Kiyahudi waliokuwa waumini na walikutana nje ya mji kwa sababu hakukuwa na sinagogi. Baadaye, walikusanyika katika nyumba ya mwanamke maarufu aliyebadilisha imani yake aitwaye Lidia (</w:t>
       </w:r>
-      <w:hyperlink r:id="rId38">
-        <w:r>
-          <w:rPr>
-            <w:lang w:val="sw_KE" w:bidi="sw_KE"/>
-          </w:rPr>
-          <w:rPr>
-            <w:color w:val="0000EE"/>
-            <w:u w:val="single"/>
-          </w:rPr>
-          <w:t>Matendo 16:14–15</w:t>
-        </w:r>
-      </w:hyperlink>
+      <w:r>
+        <w:rPr>
+          <w:lang w:val="sw_KE" w:bidi="sw_KE"/>
+        </w:rPr>
+        <w:t>Matendo 16:14–15</w:t>
+      </w:r>
       <w:r>
         <w:rPr>
           <w:lang w:val="sw_KE" w:bidi="sw_KE"/>
         </w:rPr>
         <w:t xml:space="preserve">, </w:t>
       </w:r>
-      <w:hyperlink r:id="rId39">
-        <w:r>
-          <w:rPr>
-            <w:lang w:val="sw_KE" w:bidi="sw_KE"/>
-          </w:rPr>
-          <w:rPr>
-            <w:color w:val="0000EE"/>
-            <w:u w:val="single"/>
-          </w:rPr>
-          <w:t>40</w:t>
-        </w:r>
-      </w:hyperlink>
+      <w:r>
+        <w:rPr>
+          <w:lang w:val="sw_KE" w:bidi="sw_KE"/>
+        </w:rPr>
+        <w:t>40</w:t>
+      </w:r>
       <w:r>
         <w:rPr>
           <w:lang w:val="sw_KE" w:bidi="sw_KE"/>
         </w:rPr>
         <w:t>). Inawezekana Luka alikaa Filipi wakati Paulo alipoondoka kwenda Thesalonike (</w:t>
       </w:r>
-      <w:hyperlink r:id="rId40">
-        <w:r>
-          <w:rPr>
-            <w:lang w:val="sw_KE" w:bidi="sw_KE"/>
-          </w:rPr>
-          <w:rPr>
-            <w:color w:val="0000EE"/>
-            <w:u w:val="single"/>
-          </w:rPr>
-          <w:t>Matendo 16:12</w:t>
-        </w:r>
-      </w:hyperlink>
+      <w:r>
+        <w:rPr>
+          <w:lang w:val="sw_KE" w:bidi="sw_KE"/>
+        </w:rPr>
+        <w:t>Matendo 16:12</w:t>
+      </w:r>
       <w:r>
         <w:rPr>
           <w:lang w:val="sw_KE" w:bidi="sw_KE"/>
         </w:rPr>
         <w:t xml:space="preserve">, </w:t>
       </w:r>
-      <w:hyperlink r:id="rId39">
-        <w:r>
-          <w:rPr>
-            <w:lang w:val="sw_KE" w:bidi="sw_KE"/>
-          </w:rPr>
-          <w:rPr>
-            <w:color w:val="0000EE"/>
-            <w:u w:val="single"/>
-          </w:rPr>
-          <w:t>40</w:t>
-        </w:r>
-      </w:hyperlink>
+      <w:r>
+        <w:rPr>
+          <w:lang w:val="sw_KE" w:bidi="sw_KE"/>
+        </w:rPr>
+        <w:t>40</w:t>
+      </w:r>
       <w:r>
         <w:rPr>
           <w:lang w:val="sw_KE" w:bidi="sw_KE"/>
         </w:rPr>
         <w:t>) na alijiunga tena na Paulo huko Filipi wakati wa safari ya tatu ya umisionari ya Paulo miaka kadhaa baadaye (</w:t>
       </w:r>
-      <w:hyperlink r:id="rId41">
-        <w:r>
-          <w:rPr>
-            <w:lang w:val="sw_KE" w:bidi="sw_KE"/>
-          </w:rPr>
-          <w:rPr>
-            <w:color w:val="0000EE"/>
-            <w:u w:val="single"/>
-          </w:rPr>
-          <w:t>Matendo 20:6</w:t>
-        </w:r>
-      </w:hyperlink>
+      <w:r>
+        <w:rPr>
+          <w:lang w:val="sw_KE" w:bidi="sw_KE"/>
+        </w:rPr>
+        <w:t>Matendo 20:6</w:t>
+      </w:r>
       <w:r>
         <w:rPr>
           <w:lang w:val="sw_KE" w:bidi="sw_KE"/>
@@ -1466,126 +1268,84 @@
           <w:lang w:val="sw_KE" w:bidi="sw_KE"/>
         </w:rPr>
       </w:r>
-      <w:hyperlink r:id="rId34">
-        <w:r>
-          <w:rPr>
-            <w:lang w:val="sw_KE" w:bidi="sw_KE"/>
-          </w:rPr>
-          <w:rPr>
-            <w:color w:val="0000EE"/>
-            <w:u w:val="single"/>
-          </w:rPr>
-          <w:t>Matendo 16:12–40</w:t>
-        </w:r>
-      </w:hyperlink>
+      <w:r>
+        <w:rPr>
+          <w:lang w:val="sw_KE" w:bidi="sw_KE"/>
+        </w:rPr>
+        <w:t>Matendo 16:12–40</w:t>
+      </w:r>
       <w:r>
         <w:rPr>
           <w:lang w:val="sw_KE" w:bidi="sw_KE"/>
         </w:rPr>
         <w:t xml:space="preserve">; </w:t>
       </w:r>
-      <w:hyperlink r:id="rId41">
-        <w:r>
-          <w:rPr>
-            <w:lang w:val="sw_KE" w:bidi="sw_KE"/>
-          </w:rPr>
-          <w:rPr>
-            <w:color w:val="0000EE"/>
-            <w:u w:val="single"/>
-          </w:rPr>
-          <w:t>20:6</w:t>
-        </w:r>
-      </w:hyperlink>
+      <w:r>
+        <w:rPr>
+          <w:lang w:val="sw_KE" w:bidi="sw_KE"/>
+        </w:rPr>
+        <w:t>20:6</w:t>
+      </w:r>
       <w:r>
         <w:rPr>
           <w:lang w:val="sw_KE" w:bidi="sw_KE"/>
         </w:rPr>
         <w:t xml:space="preserve">; </w:t>
       </w:r>
-      <w:hyperlink r:id="rId42">
-        <w:r>
-          <w:rPr>
-            <w:lang w:val="sw_KE" w:bidi="sw_KE"/>
-          </w:rPr>
-          <w:rPr>
-            <w:color w:val="0000EE"/>
-            <w:u w:val="single"/>
-          </w:rPr>
-          <w:t>Wafilipi 1:1</w:t>
-        </w:r>
-      </w:hyperlink>
+      <w:r>
+        <w:rPr>
+          <w:lang w:val="sw_KE" w:bidi="sw_KE"/>
+        </w:rPr>
+        <w:t>Wafilipi 1:1</w:t>
+      </w:r>
       <w:r>
         <w:rPr>
           <w:lang w:val="sw_KE" w:bidi="sw_KE"/>
         </w:rPr>
         <w:t xml:space="preserve">; </w:t>
       </w:r>
-      <w:hyperlink r:id="rId43">
-        <w:r>
-          <w:rPr>
-            <w:lang w:val="sw_KE" w:bidi="sw_KE"/>
-          </w:rPr>
-          <w:rPr>
-            <w:color w:val="0000EE"/>
-            <w:u w:val="single"/>
-          </w:rPr>
-          <w:t>2:19–30</w:t>
-        </w:r>
-      </w:hyperlink>
+      <w:r>
+        <w:rPr>
+          <w:lang w:val="sw_KE" w:bidi="sw_KE"/>
+        </w:rPr>
+        <w:t>2:19–30</w:t>
+      </w:r>
       <w:r>
         <w:rPr>
           <w:lang w:val="sw_KE" w:bidi="sw_KE"/>
         </w:rPr>
         <w:t xml:space="preserve">; </w:t>
       </w:r>
-      <w:hyperlink r:id="rId44">
-        <w:r>
-          <w:rPr>
-            <w:lang w:val="sw_KE" w:bidi="sw_KE"/>
-          </w:rPr>
-          <w:rPr>
-            <w:color w:val="0000EE"/>
-            <w:u w:val="single"/>
-          </w:rPr>
-          <w:t>4:2–3</w:t>
-        </w:r>
-      </w:hyperlink>
+      <w:r>
+        <w:rPr>
+          <w:lang w:val="sw_KE" w:bidi="sw_KE"/>
+        </w:rPr>
+        <w:t>4:2–3</w:t>
+      </w:r>
       <w:r>
         <w:rPr>
           <w:lang w:val="sw_KE" w:bidi="sw_KE"/>
         </w:rPr>
         <w:t xml:space="preserve">, </w:t>
       </w:r>
-      <w:hyperlink r:id="rId45">
-        <w:r>
-          <w:rPr>
-            <w:lang w:val="sw_KE" w:bidi="sw_KE"/>
-          </w:rPr>
-          <w:rPr>
-            <w:color w:val="0000EE"/>
-            <w:u w:val="single"/>
-          </w:rPr>
-          <w:t>10–22</w:t>
-        </w:r>
-      </w:hyperlink>
+      <w:r>
+        <w:rPr>
+          <w:lang w:val="sw_KE" w:bidi="sw_KE"/>
+        </w:rPr>
+        <w:t>10–22</w:t>
+      </w:r>
       <w:r>
         <w:rPr>
           <w:lang w:val="sw_KE" w:bidi="sw_KE"/>
         </w:rPr>
         <w:t xml:space="preserve">; </w:t>
       </w:r>
-      <w:hyperlink r:id="rId46">
-        <w:r>
-          <w:rPr>
-            <w:lang w:val="sw_KE" w:bidi="sw_KE"/>
-          </w:rPr>
-          <w:rPr>
-            <w:color w:val="0000EE"/>
-            <w:u w:val="single"/>
-          </w:rPr>
-          <w:t>1 Wathesalonike 2:2</w:t>
-        </w:r>
-      </w:hyperlink>
+      <w:r>
+        <w:rPr>
+          <w:lang w:val="sw_KE" w:bidi="sw_KE"/>
+        </w:rPr>
+        <w:t>1 Wathesalonike 2:2</w:t>
+      </w:r>
       <w:r>
         <w:rPr>
           <w:lang w:val="sw_KE" w:bidi="sw_KE"/>
@@ -1634,18 +1394,12 @@
         </w:rPr>
         <w:t>Filipo alikuwa miongoni mwa wa kwanza kushiriki Habari Njema kuhusu Yesu na watu nje ya Yudea. Akiwa anaheshimiwa sana na Wakristo wa mwanzo, alikuwa mmoja wa wanaume saba waliochaguliwa kusimamia mpango wa ugawaji wa chakula kwa waumini wenye uhitaji huko Yerusalemu (</w:t>
       </w:r>
-      <w:hyperlink r:id="rId47">
-        <w:r>
-          <w:rPr>
-            <w:lang w:val="sw_KE" w:bidi="sw_KE"/>
-          </w:rPr>
-          <w:rPr>
-            <w:color w:val="0000EE"/>
-            <w:u w:val="single"/>
-          </w:rPr>
-          <w:t>Matendo 6:1–6</w:t>
-        </w:r>
-      </w:hyperlink>
+      <w:r>
+        <w:rPr>
+          <w:lang w:val="sw_KE" w:bidi="sw_KE"/>
+        </w:rPr>
+        <w:t>Matendo 6:1–6</w:t>
+      </w:r>
       <w:r>
         <w:rPr>
           <w:lang w:val="sw_KE" w:bidi="sw_KE"/>
@@ -1666,54 +1420,36 @@
         </w:rPr>
         <w:t>Baada ya kifo cha Stefano, Wakristo walikimbia Yerusalemu (</w:t>
       </w:r>
-      <w:hyperlink r:id="rId48">
-        <w:r>
-          <w:rPr>
-            <w:lang w:val="sw_KE" w:bidi="sw_KE"/>
-          </w:rPr>
-          <w:rPr>
-            <w:color w:val="0000EE"/>
-            <w:u w:val="single"/>
-          </w:rPr>
-          <w:t>Matendo 8:1–5</w:t>
-        </w:r>
-      </w:hyperlink>
+      <w:r>
+        <w:rPr>
+          <w:lang w:val="sw_KE" w:bidi="sw_KE"/>
+        </w:rPr>
+        <w:t>Matendo 8:1–5</w:t>
+      </w:r>
       <w:r>
         <w:rPr>
           <w:lang w:val="sw_KE" w:bidi="sw_KE"/>
         </w:rPr>
         <w:t>). Filipo alipeleka ujumbe wa Kristo Samaria, mji ulio na watu wa aina mbalimbali. Huko, aliwaponya wengi na kufukuza roho waovu, na watu walipokea kwa hamu ujumbe wake (</w:t>
       </w:r>
-      <w:hyperlink r:id="rId49">
-        <w:r>
-          <w:rPr>
-            <w:lang w:val="sw_KE" w:bidi="sw_KE"/>
-          </w:rPr>
-          <w:rPr>
-            <w:color w:val="0000EE"/>
-            <w:u w:val="single"/>
-          </w:rPr>
-          <w:t>Matendo 8:5–8</w:t>
-        </w:r>
-      </w:hyperlink>
+      <w:r>
+        <w:rPr>
+          <w:lang w:val="sw_KE" w:bidi="sw_KE"/>
+        </w:rPr>
+        <w:t>Matendo 8:5–8</w:t>
+      </w:r>
       <w:r>
         <w:rPr>
           <w:lang w:val="sw_KE" w:bidi="sw_KE"/>
         </w:rPr>
         <w:t>). Wengi, akiwemo mchawi maarufu aitwaye Simoni, walibatizwa (</w:t>
       </w:r>
-      <w:hyperlink r:id="rId50">
-        <w:r>
-          <w:rPr>
-            <w:lang w:val="sw_KE" w:bidi="sw_KE"/>
-          </w:rPr>
-          <w:rPr>
-            <w:color w:val="0000EE"/>
-            <w:u w:val="single"/>
-          </w:rPr>
-          <w:t>Matendo 8:9–13</w:t>
-        </w:r>
-      </w:hyperlink>
+      <w:r>
+        <w:rPr>
+          <w:lang w:val="sw_KE" w:bidi="sw_KE"/>
+        </w:rPr>
+        <w:t>Matendo 8:9–13</w:t>
+      </w:r>
       <w:r>
         <w:rPr>
           <w:lang w:val="sw_KE" w:bidi="sw_KE"/>
@@ -1734,144 +1470,96 @@
         </w:rPr>
         <w:t>Malaika alimwongoza Filipo kusafiri kuelekea kusini magharibi kutoka Yerusalemu kwenda Gaza (</w:t>
       </w:r>
-      <w:hyperlink r:id="rId51">
-        <w:r>
-          <w:rPr>
-            <w:lang w:val="sw_KE" w:bidi="sw_KE"/>
-          </w:rPr>
-          <w:rPr>
-            <w:color w:val="0000EE"/>
-            <w:u w:val="single"/>
-          </w:rPr>
-          <w:t>Matendo 8:26</w:t>
-        </w:r>
-      </w:hyperlink>
+      <w:r>
+        <w:rPr>
+          <w:lang w:val="sw_KE" w:bidi="sw_KE"/>
+        </w:rPr>
+        <w:t>Matendo 8:26</w:t>
+      </w:r>
       <w:r>
         <w:rPr>
           <w:lang w:val="sw_KE" w:bidi="sw_KE"/>
         </w:rPr>
         <w:t>). Huko, Roho alimwelekeza kukutana na mweka hazina wa Wakushi, ambaye alikuwa akirudi nyumbani kutoka Yerusalemu (</w:t>
       </w:r>
-      <w:hyperlink r:id="rId52">
-        <w:r>
-          <w:rPr>
-            <w:lang w:val="sw_KE" w:bidi="sw_KE"/>
-          </w:rPr>
-          <w:rPr>
-            <w:color w:val="0000EE"/>
-            <w:u w:val="single"/>
-          </w:rPr>
-          <w:t>Matendo 8:27–28</w:t>
-        </w:r>
-      </w:hyperlink>
+      <w:r>
+        <w:rPr>
+          <w:lang w:val="sw_KE" w:bidi="sw_KE"/>
+        </w:rPr>
+        <w:t>Matendo 8:27–28</w:t>
+      </w:r>
       <w:r>
         <w:rPr>
           <w:lang w:val="sw_KE" w:bidi="sw_KE"/>
         </w:rPr>
         <w:t xml:space="preserve">). Mwethiopia alimwomba Filipo aeleze </w:t>
       </w:r>
-      <w:hyperlink r:id="rId53">
-        <w:r>
-          <w:rPr>
-            <w:lang w:val="sw_KE" w:bidi="sw_KE"/>
-          </w:rPr>
-          <w:rPr>
-            <w:color w:val="0000EE"/>
-            <w:u w:val="single"/>
-          </w:rPr>
-          <w:t>Isaya 53</w:t>
-        </w:r>
-      </w:hyperlink>
+      <w:r>
+        <w:rPr>
+          <w:lang w:val="sw_KE" w:bidi="sw_KE"/>
+        </w:rPr>
+        <w:t>Isaya 53</w:t>
+      </w:r>
       <w:r>
         <w:rPr>
           <w:lang w:val="sw_KE" w:bidi="sw_KE"/>
         </w:rPr>
         <w:t>. Filipo alishiriki ujumbe kuhusu Yesu (</w:t>
       </w:r>
-      <w:hyperlink r:id="rId54">
-        <w:r>
-          <w:rPr>
-            <w:lang w:val="sw_KE" w:bidi="sw_KE"/>
-          </w:rPr>
-          <w:rPr>
-            <w:color w:val="0000EE"/>
-            <w:u w:val="single"/>
-          </w:rPr>
-          <w:t>Matendo 8:30–35</w:t>
-        </w:r>
-      </w:hyperlink>
+      <w:r>
+        <w:rPr>
+          <w:lang w:val="sw_KE" w:bidi="sw_KE"/>
+        </w:rPr>
+        <w:t>Matendo 8:30–35</w:t>
+      </w:r>
       <w:r>
         <w:rPr>
           <w:lang w:val="sw_KE" w:bidi="sw_KE"/>
         </w:rPr>
         <w:t>) na kumbatiza mtu kando ya barabara (</w:t>
       </w:r>
-      <w:hyperlink r:id="rId55">
-        <w:r>
-          <w:rPr>
-            <w:lang w:val="sw_KE" w:bidi="sw_KE"/>
-          </w:rPr>
-          <w:rPr>
-            <w:color w:val="0000EE"/>
-            <w:u w:val="single"/>
-          </w:rPr>
-          <w:t>8:36–38</w:t>
-        </w:r>
-      </w:hyperlink>
+      <w:r>
+        <w:rPr>
+          <w:lang w:val="sw_KE" w:bidi="sw_KE"/>
+        </w:rPr>
+        <w:t>8:36–38</w:t>
+      </w:r>
       <w:r>
         <w:rPr>
           <w:lang w:val="sw_KE" w:bidi="sw_KE"/>
         </w:rPr>
         <w:t>). Roho wa Mungu kisha alimchukua Filipo ghafla hadi Azota (</w:t>
       </w:r>
-      <w:hyperlink r:id="rId56">
-        <w:r>
-          <w:rPr>
-            <w:lang w:val="sw_KE" w:bidi="sw_KE"/>
-          </w:rPr>
-          <w:rPr>
-            <w:color w:val="0000EE"/>
-            <w:u w:val="single"/>
-          </w:rPr>
-          <w:t>Matendo 8:39–40</w:t>
-        </w:r>
-      </w:hyperlink>
+      <w:r>
+        <w:rPr>
+          <w:lang w:val="sw_KE" w:bidi="sw_KE"/>
+        </w:rPr>
+        <w:t>Matendo 8:39–40</w:t>
+      </w:r>
       <w:r>
         <w:rPr>
           <w:lang w:val="sw_KE" w:bidi="sw_KE"/>
         </w:rPr>
         <w:t>). Alilihubiri ujumbe huko na kusafiri kupitia miji ya pwani hadi kufika Kaisaria, mji mkubwa wa Kirumi, ambapo huenda alikaa (</w:t>
       </w:r>
-      <w:hyperlink r:id="rId57">
-        <w:r>
-          <w:rPr>
-            <w:lang w:val="sw_KE" w:bidi="sw_KE"/>
-          </w:rPr>
-          <w:rPr>
-            <w:color w:val="0000EE"/>
-            <w:u w:val="single"/>
-          </w:rPr>
-          <w:t>Matendo 8:40</w:t>
-        </w:r>
-      </w:hyperlink>
+      <w:r>
+        <w:rPr>
+          <w:lang w:val="sw_KE" w:bidi="sw_KE"/>
+        </w:rPr>
+        <w:t>Matendo 8:40</w:t>
+      </w:r>
       <w:r>
         <w:rPr>
           <w:lang w:val="sw_KE" w:bidi="sw_KE"/>
         </w:rPr>
         <w:t xml:space="preserve">; </w:t>
       </w:r>
-      <w:hyperlink r:id="rId58">
-        <w:r>
-          <w:rPr>
-            <w:lang w:val="sw_KE" w:bidi="sw_KE"/>
-          </w:rPr>
-          <w:rPr>
-            <w:color w:val="0000EE"/>
-            <w:u w:val="single"/>
-          </w:rPr>
-          <w:t>21:8–9</w:t>
-        </w:r>
-      </w:hyperlink>
+      <w:r>
+        <w:rPr>
+          <w:lang w:val="sw_KE" w:bidi="sw_KE"/>
+        </w:rPr>
+        <w:t>21:8–9</w:t>
+      </w:r>
       <w:r>
         <w:rPr>
           <w:lang w:val="sw_KE" w:bidi="sw_KE"/>
@@ -1892,36 +1580,24 @@
         </w:rPr>
         <w:t>Miaka mingi baadaye, Paulo alilala usiku kucha nyumbani kwa Filipo huko Kaisaria (</w:t>
       </w:r>
-      <w:hyperlink r:id="rId59">
-        <w:r>
-          <w:rPr>
-            <w:lang w:val="sw_KE" w:bidi="sw_KE"/>
-          </w:rPr>
-          <w:rPr>
-            <w:color w:val="0000EE"/>
-            <w:u w:val="single"/>
-          </w:rPr>
-          <w:t>Matendo 21:8</w:t>
-        </w:r>
-      </w:hyperlink>
+      <w:r>
+        <w:rPr>
+          <w:lang w:val="sw_KE" w:bidi="sw_KE"/>
+        </w:rPr>
+        <w:t>Matendo 21:8</w:t>
+      </w:r>
       <w:r>
         <w:rPr>
           <w:lang w:val="sw_KE" w:bidi="sw_KE"/>
         </w:rPr>
         <w:t>). Kufikia wakati huo, watu walimfahamu Filipo kama Filipo Mwinjilisti. Alikuwa na binti wanne ambao hawajaolewa, na wote walikuwa na kipawa cha unabii (</w:t>
       </w:r>
-      <w:hyperlink r:id="rId60">
-        <w:r>
-          <w:rPr>
-            <w:lang w:val="sw_KE" w:bidi="sw_KE"/>
-          </w:rPr>
-          <w:rPr>
-            <w:color w:val="0000EE"/>
-            <w:u w:val="single"/>
-          </w:rPr>
-          <w:t>Matendo 21:9</w:t>
-        </w:r>
-      </w:hyperlink>
+      <w:r>
+        <w:rPr>
+          <w:lang w:val="sw_KE" w:bidi="sw_KE"/>
+        </w:rPr>
+        <w:t>Matendo 21:9</w:t>
+      </w:r>
       <w:r>
         <w:rPr>
           <w:lang w:val="sw_KE" w:bidi="sw_KE"/>
@@ -1942,162 +1618,108 @@
         </w:rPr>
         <w:t xml:space="preserve">Filipo anawakilisha wahubiri wa Kikristo wa mwanzo. Roho Mtakatifu aliwapa nguvu na kuwaongoza kuthibitisha ujumbe wao (tazama pia </w:t>
       </w:r>
-      <w:hyperlink r:id="rId61">
-        <w:r>
-          <w:rPr>
-            <w:lang w:val="sw_KE" w:bidi="sw_KE"/>
-          </w:rPr>
-          <w:rPr>
-            <w:color w:val="0000EE"/>
-            <w:u w:val="single"/>
-          </w:rPr>
-          <w:t>Matendo 1:8</w:t>
-        </w:r>
-      </w:hyperlink>
+      <w:r>
+        <w:rPr>
+          <w:lang w:val="sw_KE" w:bidi="sw_KE"/>
+        </w:rPr>
+        <w:t>Matendo 1:8</w:t>
+      </w:r>
       <w:r>
         <w:rPr>
           <w:lang w:val="sw_KE" w:bidi="sw_KE"/>
         </w:rPr>
         <w:t xml:space="preserve">; </w:t>
       </w:r>
-      <w:hyperlink r:id="rId62">
-        <w:r>
-          <w:rPr>
-            <w:lang w:val="sw_KE" w:bidi="sw_KE"/>
-          </w:rPr>
-          <w:rPr>
-            <w:color w:val="0000EE"/>
-            <w:u w:val="single"/>
-          </w:rPr>
-          <w:t>3:4–8</w:t>
-        </w:r>
-      </w:hyperlink>
+      <w:r>
+        <w:rPr>
+          <w:lang w:val="sw_KE" w:bidi="sw_KE"/>
+        </w:rPr>
+        <w:t>3:4–8</w:t>
+      </w:r>
       <w:r>
         <w:rPr>
           <w:lang w:val="sw_KE" w:bidi="sw_KE"/>
         </w:rPr>
         <w:t xml:space="preserve">; </w:t>
       </w:r>
-      <w:hyperlink r:id="rId63">
-        <w:r>
-          <w:rPr>
-            <w:lang w:val="sw_KE" w:bidi="sw_KE"/>
-          </w:rPr>
-          <w:rPr>
-            <w:color w:val="0000EE"/>
-            <w:u w:val="single"/>
-          </w:rPr>
-          <w:t>5:12–16</w:t>
-        </w:r>
-      </w:hyperlink>
+      <w:r>
+        <w:rPr>
+          <w:lang w:val="sw_KE" w:bidi="sw_KE"/>
+        </w:rPr>
+        <w:t>5:12–16</w:t>
+      </w:r>
       <w:r>
         <w:rPr>
           <w:lang w:val="sw_KE" w:bidi="sw_KE"/>
         </w:rPr>
         <w:t xml:space="preserve">; </w:t>
       </w:r>
-      <w:hyperlink r:id="rId64">
-        <w:r>
-          <w:rPr>
-            <w:lang w:val="sw_KE" w:bidi="sw_KE"/>
-          </w:rPr>
-          <w:rPr>
-            <w:color w:val="0000EE"/>
-            <w:u w:val="single"/>
-          </w:rPr>
-          <w:t>6:8</w:t>
-        </w:r>
-      </w:hyperlink>
+      <w:r>
+        <w:rPr>
+          <w:lang w:val="sw_KE" w:bidi="sw_KE"/>
+        </w:rPr>
+        <w:t>6:8</w:t>
+      </w:r>
       <w:r>
         <w:rPr>
           <w:lang w:val="sw_KE" w:bidi="sw_KE"/>
         </w:rPr>
         <w:t xml:space="preserve">; </w:t>
       </w:r>
-      <w:hyperlink r:id="rId65">
-        <w:r>
-          <w:rPr>
-            <w:lang w:val="sw_KE" w:bidi="sw_KE"/>
-          </w:rPr>
-          <w:rPr>
-            <w:color w:val="0000EE"/>
-            <w:u w:val="single"/>
-          </w:rPr>
-          <w:t>10:9–20</w:t>
-        </w:r>
-      </w:hyperlink>
+      <w:r>
+        <w:rPr>
+          <w:lang w:val="sw_KE" w:bidi="sw_KE"/>
+        </w:rPr>
+        <w:t>10:9–20</w:t>
+      </w:r>
       <w:r>
         <w:rPr>
           <w:lang w:val="sw_KE" w:bidi="sw_KE"/>
         </w:rPr>
         <w:t xml:space="preserve">; </w:t>
       </w:r>
-      <w:hyperlink r:id="rId66">
-        <w:r>
-          <w:rPr>
-            <w:lang w:val="sw_KE" w:bidi="sw_KE"/>
-          </w:rPr>
-          <w:rPr>
-            <w:color w:val="0000EE"/>
-            <w:u w:val="single"/>
-          </w:rPr>
-          <w:t>13:2</w:t>
-        </w:r>
-      </w:hyperlink>
+      <w:r>
+        <w:rPr>
+          <w:lang w:val="sw_KE" w:bidi="sw_KE"/>
+        </w:rPr>
+        <w:t>13:2</w:t>
+      </w:r>
       <w:r>
         <w:rPr>
           <w:lang w:val="sw_KE" w:bidi="sw_KE"/>
         </w:rPr>
         <w:t xml:space="preserve">; </w:t>
       </w:r>
-      <w:hyperlink r:id="rId67">
-        <w:r>
-          <w:rPr>
-            <w:lang w:val="sw_KE" w:bidi="sw_KE"/>
-          </w:rPr>
-          <w:rPr>
-            <w:color w:val="0000EE"/>
-            <w:u w:val="single"/>
-          </w:rPr>
-          <w:t>16:6–10</w:t>
-        </w:r>
-      </w:hyperlink>
+      <w:r>
+        <w:rPr>
+          <w:lang w:val="sw_KE" w:bidi="sw_KE"/>
+        </w:rPr>
+        <w:t>16:6–10</w:t>
+      </w:r>
       <w:r>
         <w:rPr>
           <w:lang w:val="sw_KE" w:bidi="sw_KE"/>
         </w:rPr>
         <w:t xml:space="preserve">; </w:t>
       </w:r>
-      <w:hyperlink r:id="rId68">
-        <w:r>
-          <w:rPr>
-            <w:lang w:val="sw_KE" w:bidi="sw_KE"/>
-          </w:rPr>
-          <w:rPr>
-            <w:color w:val="0000EE"/>
-            <w:u w:val="single"/>
-          </w:rPr>
-          <w:t>19:11–12</w:t>
-        </w:r>
-      </w:hyperlink>
+      <w:r>
+        <w:rPr>
+          <w:lang w:val="sw_KE" w:bidi="sw_KE"/>
+        </w:rPr>
+        <w:t>19:11–12</w:t>
+      </w:r>
       <w:r>
         <w:rPr>
           <w:lang w:val="sw_KE" w:bidi="sw_KE"/>
         </w:rPr>
         <w:t xml:space="preserve">; </w:t>
       </w:r>
-      <w:hyperlink r:id="rId69">
-        <w:r>
-          <w:rPr>
-            <w:lang w:val="sw_KE" w:bidi="sw_KE"/>
-          </w:rPr>
-          <w:rPr>
-            <w:color w:val="0000EE"/>
-            <w:u w:val="single"/>
-          </w:rPr>
-          <w:t>20:22–23</w:t>
-        </w:r>
-      </w:hyperlink>
+      <w:r>
+        <w:rPr>
+          <w:lang w:val="sw_KE" w:bidi="sw_KE"/>
+        </w:rPr>
+        <w:t>20:22–23</w:t>
+      </w:r>
       <w:r>
         <w:rPr>
           <w:lang w:val="sw_KE" w:bidi="sw_KE"/>
@@ -2127,72 +1749,48 @@
           <w:lang w:val="sw_KE" w:bidi="sw_KE"/>
         </w:rPr>
       </w:r>
-      <w:hyperlink r:id="rId70">
-        <w:r>
-          <w:rPr>
-            <w:lang w:val="sw_KE" w:bidi="sw_KE"/>
-          </w:rPr>
-          <w:rPr>
-            <w:color w:val="0000EE"/>
-            <w:u w:val="single"/>
-          </w:rPr>
-          <w:t>Matendo 6:5</w:t>
-        </w:r>
-      </w:hyperlink>
+      <w:r>
+        <w:rPr>
+          <w:lang w:val="sw_KE" w:bidi="sw_KE"/>
+        </w:rPr>
+        <w:t>Matendo 6:5</w:t>
+      </w:r>
       <w:r>
         <w:rPr>
           <w:lang w:val="sw_KE" w:bidi="sw_KE"/>
         </w:rPr>
         <w:t xml:space="preserve">; </w:t>
       </w:r>
-      <w:hyperlink r:id="rId71">
-        <w:r>
-          <w:rPr>
-            <w:lang w:val="sw_KE" w:bidi="sw_KE"/>
-          </w:rPr>
-          <w:rPr>
-            <w:color w:val="0000EE"/>
-            <w:u w:val="single"/>
-          </w:rPr>
-          <w:t>8:4–13</w:t>
-        </w:r>
-      </w:hyperlink>
+      <w:r>
+        <w:rPr>
+          <w:lang w:val="sw_KE" w:bidi="sw_KE"/>
+        </w:rPr>
+        <w:t>8:4–13</w:t>
+      </w:r>
       <w:r>
         <w:rPr>
           <w:lang w:val="sw_KE" w:bidi="sw_KE"/>
         </w:rPr>
         <w:t xml:space="preserve">, </w:t>
       </w:r>
-      <w:hyperlink r:id="rId72">
-        <w:r>
-          <w:rPr>
-            <w:lang w:val="sw_KE" w:bidi="sw_KE"/>
-          </w:rPr>
-          <w:rPr>
-            <w:color w:val="0000EE"/>
-            <w:u w:val="single"/>
-          </w:rPr>
-          <w:t>26–40</w:t>
-        </w:r>
-      </w:hyperlink>
+      <w:r>
+        <w:rPr>
+          <w:lang w:val="sw_KE" w:bidi="sw_KE"/>
+        </w:rPr>
+        <w:t>26–40</w:t>
+      </w:r>
       <w:r>
         <w:rPr>
           <w:lang w:val="sw_KE" w:bidi="sw_KE"/>
         </w:rPr>
         <w:t xml:space="preserve">; </w:t>
       </w:r>
-      <w:hyperlink r:id="rId58">
-        <w:r>
-          <w:rPr>
-            <w:lang w:val="sw_KE" w:bidi="sw_KE"/>
-          </w:rPr>
-          <w:rPr>
-            <w:color w:val="0000EE"/>
-            <w:u w:val="single"/>
-          </w:rPr>
-          <w:t>21:8–9</w:t>
-        </w:r>
-      </w:hyperlink>
+      <w:r>
+        <w:rPr>
+          <w:lang w:val="sw_KE" w:bidi="sw_KE"/>
+        </w:rPr>
+        <w:t>21:8–9</w:t>
+      </w:r>
       <w:r>
         <w:rPr>
           <w:lang w:val="sw_KE" w:bidi="sw_KE"/>
